--- a/atv11/11-Leonardo_Cortes_Filho.docx
+++ b/atv11/11-Leonardo_Cortes_Filho.docx
@@ -1,6 +1,6 @@
 
 <file path=word/document.xml><?xml version="1.0" encoding="utf-8"?>
-<w:document xmlns:o="urn:schemas-microsoft-com:office:office" xmlns:r="http://schemas.openxmlformats.org/officeDocument/2006/relationships" xmlns:v="urn:schemas-microsoft-com:vml" xmlns:w="http://schemas.openxmlformats.org/wordprocessingml/2006/main" xmlns:w10="urn:schemas-microsoft-com:office:word" xmlns:wp="http://schemas.openxmlformats.org/drawingml/2006/wordprocessingDrawing" xmlns:wps="http://schemas.microsoft.com/office/word/2010/wordprocessingShape" xmlns:wpg="http://schemas.microsoft.com/office/word/2010/wordprocessingGroup" xmlns:mc="http://schemas.openxmlformats.org/markup-compatibility/2006" xmlns:wp14="http://schemas.microsoft.com/office/word/2010/wordprocessingDrawing" xmlns:w14="http://schemas.microsoft.com/office/word/2010/wordml" xmlns:w15="http://schemas.microsoft.com/office/word/2012/wordml" mc:Ignorable="w14 wp14 w15">
+<w:document xmlns:o="urn:schemas-microsoft-com:office:office" xmlns:r="http://schemas.openxmlformats.org/officeDocument/2006/relationships" xmlns:v="urn:schemas-microsoft-com:vml" xmlns:w="http://schemas.openxmlformats.org/wordprocessingml/2006/main" xmlns:w10="urn:schemas-microsoft-com:office:word" xmlns:wp="http://schemas.openxmlformats.org/drawingml/2006/wordprocessingDrawing" xmlns:pic="http://schemas.openxmlformats.org/drawingml/2006/picture" xmlns:wps="http://schemas.microsoft.com/office/word/2010/wordprocessingShape" xmlns:wpg="http://schemas.microsoft.com/office/word/2010/wordprocessingGroup" xmlns:mc="http://schemas.openxmlformats.org/markup-compatibility/2006" xmlns:wp14="http://schemas.microsoft.com/office/word/2010/wordprocessingDrawing" xmlns:w14="http://schemas.microsoft.com/office/word/2010/wordml" xmlns:w15="http://schemas.microsoft.com/office/word/2012/wordml" mc:Ignorable="w14 wp14 w15">
   <w:body>
     <w:p>
       <w:pPr>
@@ -86,19 +86,131 @@
           <w:sz w:val="20"/>
           <w:szCs w:val="20"/>
         </w:rPr>
-        <w:t xml:space="preserve">&lt;Nesta seção o participante deverá descrever com suas próprias palavras os temas abordados nas tarefas do card. É importante demonstrar que houve entendimento dos temas, isto mediante evidências com imagens, gráficos e textos originais produzidos por você. Códigos também podem ser referenciados desde que estejam no github ou Notebook entregue junto com o relatório&gt; </w:t>
-      </w:r>
-    </w:p>
-    <w:p>
-      <w:pPr>
-        <w:pStyle w:val="Normal"/>
-        <w:rPr>
-          <w:rFonts w:ascii="Arial" w:hAnsi="Arial" w:cs="Arial"/>
-        </w:rPr>
-      </w:pPr>
-      <w:r>
-        <w:rPr>
-          <w:rFonts w:cs="Arial" w:ascii="Arial" w:hAnsi="Arial"/>
+        <w:t xml:space="preserve">Nesta atividade foi desenvolvido um sistema multi-agente utilizando o Google </w:t>
+      </w:r>
+      <w:r>
+        <w:rPr>
+          <w:rFonts w:cs="Arial" w:ascii="Arial" w:hAnsi="Arial"/>
+          <w:sz w:val="20"/>
+          <w:szCs w:val="20"/>
+        </w:rPr>
+        <w:t xml:space="preserve">ADK e o </w:t>
+      </w:r>
+      <w:r>
+        <w:rPr>
+          <w:rFonts w:cs="Arial" w:ascii="Arial" w:hAnsi="Arial"/>
+          <w:sz w:val="20"/>
+          <w:szCs w:val="20"/>
+        </w:rPr>
+        <w:t xml:space="preserve">A2A, </w:t>
+      </w:r>
+      <w:r>
+        <w:rPr>
+          <w:rFonts w:cs="Arial" w:ascii="Arial" w:hAnsi="Arial"/>
+          <w:sz w:val="20"/>
+          <w:szCs w:val="20"/>
+        </w:rPr>
+        <w:t>tudo isso sendo renderizado via streamlit</w:t>
+      </w:r>
+      <w:r>
+        <w:rPr>
+          <w:rFonts w:cs="Arial" w:ascii="Arial" w:hAnsi="Arial"/>
+          <w:sz w:val="20"/>
+          <w:szCs w:val="20"/>
+        </w:rPr>
+        <w:t xml:space="preserve">. </w:t>
+      </w:r>
+      <w:r>
+        <w:rPr>
+          <w:rFonts w:cs="Arial" w:ascii="Arial" w:hAnsi="Arial"/>
+          <w:sz w:val="20"/>
+          <w:szCs w:val="20"/>
+        </w:rPr>
+        <w:t>O sistema criado baseia-se em cada (sub)agente estar rodando contantemente, em portas diferentes e comunicando via A2A, se destacando das implementação anteriores, já que a chamada não é em hardcode, seria possível, por exemplo, o usuário comunicar diretamente com algum agente.</w:t>
+      </w:r>
+    </w:p>
+    <w:p>
+      <w:pPr>
+        <w:pStyle w:val="Normal"/>
+        <w:rPr>
+          <w:rFonts w:ascii="Arial" w:hAnsi="Arial" w:cs="Arial"/>
+          <w:sz w:val="20"/>
+          <w:szCs w:val="20"/>
+        </w:rPr>
+      </w:pPr>
+      <w:r>
+        <w:rPr>
+          <w:rFonts w:cs="Arial" w:ascii="Arial" w:hAnsi="Arial"/>
+          <w:sz w:val="20"/>
+          <w:szCs w:val="20"/>
+        </w:rPr>
+        <w:t xml:space="preserve">O frontend feito via Streamlit permite a criação de uma interface simples e funcional, enquanto </w:t>
+      </w:r>
+      <w:r>
+        <w:rPr>
+          <w:rFonts w:cs="Arial" w:ascii="Arial" w:hAnsi="Arial"/>
+          <w:sz w:val="20"/>
+          <w:szCs w:val="20"/>
+        </w:rPr>
+        <w:t>não é ideal</w:t>
+      </w:r>
+      <w:r>
+        <w:rPr>
+          <w:rFonts w:cs="Arial" w:ascii="Arial" w:hAnsi="Arial"/>
+          <w:sz w:val="20"/>
+          <w:szCs w:val="20"/>
+        </w:rPr>
+        <w:t xml:space="preserve"> para entr</w:t>
+      </w:r>
+      <w:r>
+        <w:rPr>
+          <w:rFonts w:cs="Arial" w:ascii="Arial" w:hAnsi="Arial"/>
+          <w:sz w:val="20"/>
+          <w:szCs w:val="20"/>
+        </w:rPr>
+        <w:t>e</w:t>
+      </w:r>
+      <w:r>
+        <w:rPr>
+          <w:rFonts w:cs="Arial" w:ascii="Arial" w:hAnsi="Arial"/>
+          <w:sz w:val="20"/>
+          <w:szCs w:val="20"/>
+        </w:rPr>
+        <w:t>gas próprias, é uma ferramenta muito útil para protótipos, onde a funcionalidade é mais valiosa que a aparência.</w:t>
+      </w:r>
+    </w:p>
+    <w:p>
+      <w:pPr>
+        <w:pStyle w:val="Normal"/>
+        <w:rPr>
+          <w:rFonts w:ascii="Arial" w:hAnsi="Arial" w:cs="Arial"/>
+          <w:sz w:val="20"/>
+          <w:szCs w:val="20"/>
+        </w:rPr>
+      </w:pPr>
+      <w:r>
+        <w:rPr>
+          <w:rFonts w:cs="Arial" w:ascii="Arial" w:hAnsi="Arial"/>
+          <w:sz w:val="20"/>
+          <w:szCs w:val="20"/>
+        </w:rPr>
+        <w:t>Uma mudança feita, até mesmo no código da aula foi o uso de Groq ao invés de modelos como o GPT, essa mudança foi feita para garantir a execução do código, já que não tenho uma chave GPT e a minha do Gemini é fraca, dificultando esses testes, por isso os resultados provavelmente foram diferentes, mas em um sistema simples como esse a diferença provavelmente será mínima.</w:t>
+      </w:r>
+    </w:p>
+    <w:p>
+      <w:pPr>
+        <w:pStyle w:val="Normal"/>
+        <w:rPr>
+          <w:rFonts w:ascii="Arial" w:hAnsi="Arial" w:cs="Arial"/>
+          <w:sz w:val="20"/>
+          <w:szCs w:val="20"/>
+        </w:rPr>
+      </w:pPr>
+      <w:r>
+        <w:rPr>
+          <w:rFonts w:cs="Arial" w:ascii="Arial" w:hAnsi="Arial"/>
+          <w:sz w:val="20"/>
+          <w:szCs w:val="20"/>
         </w:rPr>
       </w:r>
     </w:p>
@@ -135,7 +247,7 @@
           <w:sz w:val="20"/>
           <w:szCs w:val="20"/>
         </w:rPr>
-        <w:t>&lt;Nesta seção o participante deverá descrever as dificuldades encontradas na tarefa e como fez para superá-las.&gt;</w:t>
+        <w:t>A maior dificuldade encontrada foi lidar com os tokens, o que foi resolvido utilizando modelos groq.</w:t>
       </w:r>
     </w:p>
     <w:p>
@@ -166,25 +278,33 @@
           <w:b/>
           <w:bCs/>
         </w:rPr>
-        <w:t xml:space="preserve">Conclusões </w:t>
-      </w:r>
-    </w:p>
-    <w:p>
-      <w:pPr>
-        <w:pStyle w:val="Normal"/>
-        <w:rPr>
-          <w:rFonts w:ascii="Arial" w:hAnsi="Arial" w:cs="Arial"/>
-          <w:sz w:val="20"/>
-          <w:szCs w:val="20"/>
-        </w:rPr>
-      </w:pPr>
-      <w:r>
-        <w:rPr>
-          <w:rFonts w:cs="Arial" w:ascii="Arial" w:hAnsi="Arial"/>
-          <w:sz w:val="20"/>
-          <w:szCs w:val="20"/>
-        </w:rPr>
-        <w:t>&lt;Nesta seção o participante deverá descrever as suas conclusões sobre os temas abordados nas tarefas do card.&gt;</w:t>
+        <w:t>Conclusões</w:t>
+      </w:r>
+    </w:p>
+    <w:p>
+      <w:pPr>
+        <w:pStyle w:val="Normal"/>
+        <w:rPr>
+          <w:rFonts w:ascii="Arial" w:hAnsi="Arial" w:cs="Arial"/>
+          <w:sz w:val="20"/>
+          <w:szCs w:val="20"/>
+        </w:rPr>
+      </w:pPr>
+      <w:r>
+        <w:rPr>
+          <w:rFonts w:cs="Arial" w:ascii="Arial" w:hAnsi="Arial"/>
+          <w:sz w:val="20"/>
+          <w:szCs w:val="20"/>
+        </w:rPr>
+        <w:t xml:space="preserve">O uso de json para comunicação, como estabelecido pelo A2A, auxilia a comunicação simples e contextualizada </w:t>
+      </w:r>
+      <w:r>
+        <w:rPr>
+          <w:rFonts w:cs="Arial" w:ascii="Arial" w:hAnsi="Arial"/>
+          <w:sz w:val="20"/>
+          <w:szCs w:val="20"/>
+        </w:rPr>
+        <w:t>entre agentes, ao passo que cada agente pode ser estabelecido de maneira independente e facilmente comunicar com outros, os quais podem ser informados dos agentes via uma simples alteração da task, demonstrando a modularidade desse sistema.</w:t>
       </w:r>
     </w:p>
     <w:p>
@@ -238,8 +358,34 @@
           <w:sz w:val="20"/>
           <w:szCs w:val="20"/>
         </w:rPr>
-        <w:t>&lt; Nesta seção deveram ser descritas as referências utilizadas para o desenvolvimento do relatório. Caso tenham sido utilizadas outras referências além das do card, também deveram estar descritas.&gt;</w:t>
-      </w:r>
+        <w:t>Do card:</w:t>
+      </w:r>
+    </w:p>
+    <w:p>
+      <w:pPr>
+        <w:pStyle w:val="Normal"/>
+        <w:numPr>
+          <w:ilvl w:val="0"/>
+          <w:numId w:val="1"/>
+        </w:numPr>
+        <w:spacing w:before="0" w:after="160"/>
+        <w:rPr>
+          <w:rFonts w:ascii="Arial" w:hAnsi="Arial" w:cs="Arial"/>
+          <w:sz w:val="20"/>
+          <w:szCs w:val="20"/>
+        </w:rPr>
+      </w:pPr>
+      <w:hyperlink r:id="rId2">
+        <w:r>
+          <w:rPr>
+            <w:rStyle w:val="Hyperlink"/>
+            <w:rFonts w:cs="Arial" w:ascii="Arial" w:hAnsi="Arial"/>
+            <w:sz w:val="20"/>
+            <w:szCs w:val="20"/>
+          </w:rPr>
+          <w:t>https://www.datacamp.com/tutorial/agent-development-kit-adk</w:t>
+        </w:r>
+      </w:hyperlink>
     </w:p>
     <w:sectPr>
       <w:type w:val="nextPage"/>
@@ -252,6 +398,273 @@
     </w:sectPr>
   </w:body>
 </w:document>
+</file>
+
+<file path=word/numbering.xml><?xml version="1.0" encoding="utf-8"?>
+<w:numbering xmlns:w="http://schemas.openxmlformats.org/wordprocessingml/2006/main" xmlns:o="urn:schemas-microsoft-com:office:office" xmlns:r="http://schemas.openxmlformats.org/officeDocument/2006/relationships" xmlns:v="urn:schemas-microsoft-com:vml" xmlns:mc="http://schemas.openxmlformats.org/markup-compatibility/2006" xmlns:w14="http://schemas.microsoft.com/office/word/2010/wordml" mc:Ignorable="w14">
+  <w:abstractNum w:abstractNumId="1">
+    <w:lvl w:ilvl="0">
+      <w:start w:val="1"/>
+      <w:numFmt w:val="bullet"/>
+      <w:lvlText w:val=""/>
+      <w:lvlJc w:val="left"/>
+      <w:pPr>
+        <w:tabs>
+          <w:tab w:val="num" w:pos="720"/>
+        </w:tabs>
+        <w:ind w:left="720" w:hanging="360"/>
+      </w:pPr>
+      <w:rPr>
+        <w:rFonts w:ascii="Symbol" w:hAnsi="Symbol" w:cs="Symbol" w:hint="default"/>
+      </w:rPr>
+    </w:lvl>
+    <w:lvl w:ilvl="1">
+      <w:start w:val="1"/>
+      <w:numFmt w:val="bullet"/>
+      <w:lvlText w:val="◦"/>
+      <w:lvlJc w:val="left"/>
+      <w:pPr>
+        <w:tabs>
+          <w:tab w:val="num" w:pos="1080"/>
+        </w:tabs>
+        <w:ind w:left="1080" w:hanging="360"/>
+      </w:pPr>
+      <w:rPr>
+        <w:rFonts w:ascii="OpenSymbol" w:hAnsi="OpenSymbol" w:cs="OpenSymbol" w:hint="default"/>
+      </w:rPr>
+    </w:lvl>
+    <w:lvl w:ilvl="2">
+      <w:start w:val="1"/>
+      <w:numFmt w:val="bullet"/>
+      <w:lvlText w:val="▪"/>
+      <w:lvlJc w:val="left"/>
+      <w:pPr>
+        <w:tabs>
+          <w:tab w:val="num" w:pos="1440"/>
+        </w:tabs>
+        <w:ind w:left="1440" w:hanging="360"/>
+      </w:pPr>
+      <w:rPr>
+        <w:rFonts w:ascii="OpenSymbol" w:hAnsi="OpenSymbol" w:cs="OpenSymbol" w:hint="default"/>
+      </w:rPr>
+    </w:lvl>
+    <w:lvl w:ilvl="3">
+      <w:start w:val="1"/>
+      <w:numFmt w:val="bullet"/>
+      <w:lvlText w:val=""/>
+      <w:lvlJc w:val="left"/>
+      <w:pPr>
+        <w:tabs>
+          <w:tab w:val="num" w:pos="1800"/>
+        </w:tabs>
+        <w:ind w:left="1800" w:hanging="360"/>
+      </w:pPr>
+      <w:rPr>
+        <w:rFonts w:ascii="Symbol" w:hAnsi="Symbol" w:cs="Symbol" w:hint="default"/>
+      </w:rPr>
+    </w:lvl>
+    <w:lvl w:ilvl="4">
+      <w:start w:val="1"/>
+      <w:numFmt w:val="bullet"/>
+      <w:lvlText w:val="◦"/>
+      <w:lvlJc w:val="left"/>
+      <w:pPr>
+        <w:tabs>
+          <w:tab w:val="num" w:pos="2160"/>
+        </w:tabs>
+        <w:ind w:left="2160" w:hanging="360"/>
+      </w:pPr>
+      <w:rPr>
+        <w:rFonts w:ascii="OpenSymbol" w:hAnsi="OpenSymbol" w:cs="OpenSymbol" w:hint="default"/>
+      </w:rPr>
+    </w:lvl>
+    <w:lvl w:ilvl="5">
+      <w:start w:val="1"/>
+      <w:numFmt w:val="bullet"/>
+      <w:lvlText w:val="▪"/>
+      <w:lvlJc w:val="left"/>
+      <w:pPr>
+        <w:tabs>
+          <w:tab w:val="num" w:pos="2520"/>
+        </w:tabs>
+        <w:ind w:left="2520" w:hanging="360"/>
+      </w:pPr>
+      <w:rPr>
+        <w:rFonts w:ascii="OpenSymbol" w:hAnsi="OpenSymbol" w:cs="OpenSymbol" w:hint="default"/>
+      </w:rPr>
+    </w:lvl>
+    <w:lvl w:ilvl="6">
+      <w:start w:val="1"/>
+      <w:numFmt w:val="bullet"/>
+      <w:lvlText w:val=""/>
+      <w:lvlJc w:val="left"/>
+      <w:pPr>
+        <w:tabs>
+          <w:tab w:val="num" w:pos="2880"/>
+        </w:tabs>
+        <w:ind w:left="2880" w:hanging="360"/>
+      </w:pPr>
+      <w:rPr>
+        <w:rFonts w:ascii="Symbol" w:hAnsi="Symbol" w:cs="Symbol" w:hint="default"/>
+      </w:rPr>
+    </w:lvl>
+    <w:lvl w:ilvl="7">
+      <w:start w:val="1"/>
+      <w:numFmt w:val="bullet"/>
+      <w:lvlText w:val="◦"/>
+      <w:lvlJc w:val="left"/>
+      <w:pPr>
+        <w:tabs>
+          <w:tab w:val="num" w:pos="3240"/>
+        </w:tabs>
+        <w:ind w:left="3240" w:hanging="360"/>
+      </w:pPr>
+      <w:rPr>
+        <w:rFonts w:ascii="OpenSymbol" w:hAnsi="OpenSymbol" w:cs="OpenSymbol" w:hint="default"/>
+      </w:rPr>
+    </w:lvl>
+    <w:lvl w:ilvl="8">
+      <w:start w:val="1"/>
+      <w:numFmt w:val="bullet"/>
+      <w:lvlText w:val="▪"/>
+      <w:lvlJc w:val="left"/>
+      <w:pPr>
+        <w:tabs>
+          <w:tab w:val="num" w:pos="3600"/>
+        </w:tabs>
+        <w:ind w:left="3600" w:hanging="360"/>
+      </w:pPr>
+      <w:rPr>
+        <w:rFonts w:ascii="OpenSymbol" w:hAnsi="OpenSymbol" w:cs="OpenSymbol" w:hint="default"/>
+      </w:rPr>
+    </w:lvl>
+  </w:abstractNum>
+  <w:abstractNum w:abstractNumId="2">
+    <w:lvl w:ilvl="0">
+      <w:start w:val="1"/>
+      <w:numFmt w:val="none"/>
+      <w:suff w:val="nothing"/>
+      <w:lvlText w:val=""/>
+      <w:lvlJc w:val="left"/>
+      <w:pPr>
+        <w:tabs>
+          <w:tab w:val="num" w:pos="0"/>
+        </w:tabs>
+        <w:ind w:left="0" w:hanging="0"/>
+      </w:pPr>
+    </w:lvl>
+    <w:lvl w:ilvl="1">
+      <w:start w:val="1"/>
+      <w:numFmt w:val="none"/>
+      <w:suff w:val="nothing"/>
+      <w:lvlText w:val=""/>
+      <w:lvlJc w:val="left"/>
+      <w:pPr>
+        <w:tabs>
+          <w:tab w:val="num" w:pos="0"/>
+        </w:tabs>
+        <w:ind w:left="0" w:hanging="0"/>
+      </w:pPr>
+    </w:lvl>
+    <w:lvl w:ilvl="2">
+      <w:start w:val="1"/>
+      <w:numFmt w:val="none"/>
+      <w:suff w:val="nothing"/>
+      <w:lvlText w:val=""/>
+      <w:lvlJc w:val="left"/>
+      <w:pPr>
+        <w:tabs>
+          <w:tab w:val="num" w:pos="0"/>
+        </w:tabs>
+        <w:ind w:left="0" w:hanging="0"/>
+      </w:pPr>
+    </w:lvl>
+    <w:lvl w:ilvl="3">
+      <w:start w:val="1"/>
+      <w:numFmt w:val="none"/>
+      <w:suff w:val="nothing"/>
+      <w:lvlText w:val=""/>
+      <w:lvlJc w:val="left"/>
+      <w:pPr>
+        <w:tabs>
+          <w:tab w:val="num" w:pos="0"/>
+        </w:tabs>
+        <w:ind w:left="0" w:hanging="0"/>
+      </w:pPr>
+    </w:lvl>
+    <w:lvl w:ilvl="4">
+      <w:start w:val="1"/>
+      <w:numFmt w:val="none"/>
+      <w:suff w:val="nothing"/>
+      <w:lvlText w:val=""/>
+      <w:lvlJc w:val="left"/>
+      <w:pPr>
+        <w:tabs>
+          <w:tab w:val="num" w:pos="0"/>
+        </w:tabs>
+        <w:ind w:left="0" w:hanging="0"/>
+      </w:pPr>
+    </w:lvl>
+    <w:lvl w:ilvl="5">
+      <w:start w:val="1"/>
+      <w:numFmt w:val="none"/>
+      <w:suff w:val="nothing"/>
+      <w:lvlText w:val=""/>
+      <w:lvlJc w:val="left"/>
+      <w:pPr>
+        <w:tabs>
+          <w:tab w:val="num" w:pos="0"/>
+        </w:tabs>
+        <w:ind w:left="0" w:hanging="0"/>
+      </w:pPr>
+    </w:lvl>
+    <w:lvl w:ilvl="6">
+      <w:start w:val="1"/>
+      <w:numFmt w:val="none"/>
+      <w:suff w:val="nothing"/>
+      <w:lvlText w:val=""/>
+      <w:lvlJc w:val="left"/>
+      <w:pPr>
+        <w:tabs>
+          <w:tab w:val="num" w:pos="0"/>
+        </w:tabs>
+        <w:ind w:left="0" w:hanging="0"/>
+      </w:pPr>
+    </w:lvl>
+    <w:lvl w:ilvl="7">
+      <w:start w:val="1"/>
+      <w:numFmt w:val="none"/>
+      <w:suff w:val="nothing"/>
+      <w:lvlText w:val=""/>
+      <w:lvlJc w:val="left"/>
+      <w:pPr>
+        <w:tabs>
+          <w:tab w:val="num" w:pos="0"/>
+        </w:tabs>
+        <w:ind w:left="0" w:hanging="0"/>
+      </w:pPr>
+    </w:lvl>
+    <w:lvl w:ilvl="8">
+      <w:start w:val="1"/>
+      <w:numFmt w:val="none"/>
+      <w:suff w:val="nothing"/>
+      <w:lvlText w:val=""/>
+      <w:lvlJc w:val="left"/>
+      <w:pPr>
+        <w:tabs>
+          <w:tab w:val="num" w:pos="0"/>
+        </w:tabs>
+        <w:ind w:left="0" w:hanging="0"/>
+      </w:pPr>
+    </w:lvl>
+  </w:abstractNum>
+  <w:num w:numId="1">
+    <w:abstractNumId w:val="1"/>
+  </w:num>
+  <w:num w:numId="2">
+    <w:abstractNumId w:val="2"/>
+  </w:num>
+</w:numbering>
 </file>
 
 <file path=word/styles.xml><?xml version="1.0" encoding="utf-8"?>
@@ -680,6 +1093,20 @@
     <w:qFormat/>
     <w:rPr/>
   </w:style>
+  <w:style w:type="character" w:styleId="Bullets">
+    <w:name w:val="Bullets"/>
+    <w:qFormat/>
+    <w:rPr>
+      <w:rFonts w:ascii="OpenSymbol" w:hAnsi="OpenSymbol" w:eastAsia="OpenSymbol" w:cs="OpenSymbol"/>
+    </w:rPr>
+  </w:style>
+  <w:style w:type="character" w:styleId="Hyperlink">
+    <w:name w:val="Hyperlink"/>
+    <w:rPr>
+      <w:color w:val="000080"/>
+      <w:u w:val="single"/>
+    </w:rPr>
+  </w:style>
   <w:style w:type="paragraph" w:styleId="Heading">
     <w:name w:val="Heading"/>
     <w:basedOn w:val="Normal"/>
@@ -712,7 +1139,7 @@
     </w:rPr>
   </w:style>
   <w:style w:type="paragraph" w:styleId="Caption">
-    <w:name w:val="Caption"/>
+    <w:name w:val="caption"/>
     <w:basedOn w:val="Normal"/>
     <w:qFormat/>
     <w:pPr>
